--- a/validation/docs/VAL-LIMS-IQ-001-IQ.docx
+++ b/validation/docs/VAL-LIMS-IQ-001-IQ.docx
@@ -406,7 +406,7 @@
         <w:pStyle w:val="Heading1"/>
       </w:pPr>
       <w:r>
-        <w:t xml:space="preserve">IQ-S Sandbox execution (2026-10-13)</w:t>
+        <w:t xml:space="preserve">IQ-S Sandbox execution (2026-10-26)</w:t>
       </w:r>
     </w:p>
     <w:tbl>
@@ -1276,7 +1276,7 @@
                 <w:sz w:val="17"/>
                 <w:szCs w:val="17"/>
               </w:rPr>
-              <w:t xml:space="preserve">tables 120</w:t>
+              <w:t xml:space="preserve">tables 133</w:t>
             </w:r>
           </w:p>
         </w:tc>
@@ -1511,7 +1511,7 @@
                 <w:sz w:val="17"/>
                 <w:szCs w:val="17"/>
               </w:rPr>
-              <w:t xml:space="preserve">migrations 30 (last 0300_qualified_modules)</w:t>
+              <w:t xml:space="preserve">migrations 35 (last 0350_i18n_preferences)</w:t>
             </w:r>
           </w:p>
         </w:tc>
@@ -1584,7 +1584,7 @@
                 <w:sz w:val="17"/>
                 <w:szCs w:val="17"/>
               </w:rPr>
-              <w:t xml:space="preserve">Record: adf469dec769ec6527390f9fcd243e742adf8786994f53136bf7837ab01bed03</w:t>
+              <w:t xml:space="preserve">Record: 109cd5d7dec8e05ddb6ed6328b34d22aa11a6e81c86fff9e2ab9189a99c24620</w:t>
             </w:r>
           </w:p>
         </w:tc>
@@ -1630,7 +1630,7 @@
                 <w:sz w:val="17"/>
                 <w:szCs w:val="17"/>
               </w:rPr>
-              <w:t xml:space="preserve">adf469dec769ec6527390f9fcd243e742adf8786994f53136bf7837ab01bed03  dist-server/server.cjs</w:t>
+              <w:t xml:space="preserve">109cd5d7dec8e05ddb6ed6328b34d22aa11a6e81c86fff9e2ab9189a99c24620  dist-server/server.cjs</w:t>
             </w:r>
           </w:p>
         </w:tc>
@@ -1702,7 +1702,7 @@
                 <w:sz w:val="17"/>
                 <w:szCs w:val="17"/>
               </w:rPr>
-              <w:t xml:space="preserve">Record: ad11f3c64808bab694a33adecb96c071156cad242d0a2c573521051fb166c8e9</w:t>
+              <w:t xml:space="preserve">Record: ae44f0bf5d026c45b01c887b769a3f39ec4926e700337992a53a209840318e7e</w:t>
             </w:r>
           </w:p>
         </w:tc>
@@ -1746,7 +1746,7 @@
                 <w:sz w:val="17"/>
                 <w:szCs w:val="17"/>
               </w:rPr>
-              <w:t xml:space="preserve">ad11f3c64808bab694a33adecb96c071156cad242d0a2c573521051fb166c8e9  dist-server/init-db.cjs</w:t>
+              <w:t xml:space="preserve">ae44f0bf5d026c45b01c887b769a3f39ec4926e700337992a53a209840318e7e  dist-server/init-db.cjs</w:t>
             </w:r>
           </w:p>
         </w:tc>
@@ -1819,7 +1819,7 @@
                 <w:sz w:val="17"/>
                 <w:szCs w:val="17"/>
               </w:rPr>
-              <w:t xml:space="preserve">Record: 8a0a95e52188baccc81679378f999da9a0f3704b053cbe57a0a56dfa58eab773</w:t>
+              <w:t xml:space="preserve">Record: 8b8709932337d6239d4353b96e48f8c799888067dbe36432ff81ce48b1fb29b4</w:t>
             </w:r>
           </w:p>
         </w:tc>
@@ -1865,7 +1865,7 @@
                 <w:sz w:val="17"/>
                 <w:szCs w:val="17"/>
               </w:rPr>
-              <w:t xml:space="preserve">8a0a95e52188baccc81679378f999da9a0f3704b053cbe57a0a56dfa58eab773  dist-server/backup-cli.cjs</w:t>
+              <w:t xml:space="preserve">8b8709932337d6239d4353b96e48f8c799888067dbe36432ff81ce48b1fb29b4  dist-server/backup-cli.cjs</w:t>
             </w:r>
           </w:p>
         </w:tc>
@@ -1937,7 +1937,7 @@
                 <w:sz w:val="17"/>
                 <w:szCs w:val="17"/>
               </w:rPr>
-              <w:t xml:space="preserve">Record: 78042b839dcae1ccf61bad754e995d5d7248185c33036983a7fec7d0e72d1439</w:t>
+              <w:t xml:space="preserve">Record: eb1e82f4efb4bcfae1c1e2e9ba2f412b44b0e93c0eb4c0352de7e01fa22d01d2</w:t>
             </w:r>
           </w:p>
         </w:tc>
@@ -1981,7 +1981,7 @@
                 <w:sz w:val="17"/>
                 <w:szCs w:val="17"/>
               </w:rPr>
-              <w:t xml:space="preserve">78042b839dcae1ccf61bad754e995d5d7248185c33036983a7fec7d0e72d1439  desktop/main.cjs</w:t>
+              <w:t xml:space="preserve">eb1e82f4efb4bcfae1c1e2e9ba2f412b44b0e93c0eb4c0352de7e01fa22d01d2  desktop/main.cjs</w:t>
             </w:r>
           </w:p>
         </w:tc>
@@ -2054,7 +2054,7 @@
                 <w:sz w:val="17"/>
                 <w:szCs w:val="17"/>
               </w:rPr>
-              <w:t xml:space="preserve">Record: 3dac9e24129fac6ebe5ba79b7f56639e742f945e62357c7910da082945663246</w:t>
+              <w:t xml:space="preserve">Record: 51910f580da9ba209189035fd5f0e7b8c2e2cd37187c585916326b40de34df00</w:t>
             </w:r>
           </w:p>
         </w:tc>
@@ -2100,7 +2100,7 @@
                 <w:sz w:val="17"/>
                 <w:szCs w:val="17"/>
               </w:rPr>
-              <w:t xml:space="preserve">3dac9e24129fac6ebe5ba79b7f56639e742f945e62357c7910da082945663246  desktop/preload.cjs</w:t>
+              <w:t xml:space="preserve">51910f580da9ba209189035fd5f0e7b8c2e2cd37187c585916326b40de34df00  desktop/preload.cjs</w:t>
             </w:r>
           </w:p>
         </w:tc>
@@ -2172,7 +2172,7 @@
                 <w:sz w:val="17"/>
                 <w:szCs w:val="17"/>
               </w:rPr>
-              <w:t xml:space="preserve">Record: fe0954e11a4c95079a66d7979ba8f3da94c63992df60104c0f35eeaafd2bf9c6</w:t>
+              <w:t xml:space="preserve">Record: f4a5c953f56e359fbc7b20195814e036ef6f7838bc2dfe3732c76dadf2f334a1</w:t>
             </w:r>
           </w:p>
         </w:tc>
@@ -2216,7 +2216,7 @@
                 <w:sz w:val="17"/>
                 <w:szCs w:val="17"/>
               </w:rPr>
-              <w:t xml:space="preserve">fe0954e11a4c95079a66d7979ba8f3da94c63992df60104c0f35eeaafd2bf9c6  desktop/schema.sql</w:t>
+              <w:t xml:space="preserve">f4a5c953f56e359fbc7b20195814e036ef6f7838bc2dfe3732c76dadf2f334a1  desktop/schema.sql</w:t>
             </w:r>
           </w:p>
         </w:tc>
@@ -2335,7 +2335,7 @@
                 <w:sz w:val="17"/>
                 <w:szCs w:val="17"/>
               </w:rPr>
-              <w:t xml:space="preserve">git 3793d2fc6d36c54d96f13cd702ab7943a221a7da + r2-validation gate patch</w:t>
+              <w:t xml:space="preserve">git 8fe69ea368b5a5b8bb46d5eba6ef1ad9ef941723</w:t>
             </w:r>
           </w:p>
         </w:tc>
@@ -2462,7 +2462,7 @@
                 <w:sz w:val="18"/>
                 <w:szCs w:val="18"/>
               </w:rPr>
-              <w:t xml:space="preserve">2026-10-25</w:t>
+              <w:t xml:space="preserve">2026-10-26</w:t>
             </w:r>
           </w:p>
         </w:tc>
